--- a/docx/ws3-branch-pr.docx
+++ b/docx/ws3-branch-pr.docx
@@ -1292,7 +1292,7 @@
                 <w:sz w:val="22"/>
                 <w:rtl/>
               </w:rPr>
-              <w:t xml:space="preserve">✅ اسم فرع صحيح</w:t>
+              <w:t xml:space="preserve">✔ اسم فرع صحيح</w:t>
             </w:r>
           </w:p>
         </w:tc>
@@ -1308,7 +1308,7 @@
                 <w:sz w:val="22"/>
                 <w:rtl/>
               </w:rPr>
-              <w:t xml:space="preserve">❌ اسم فرع خطأ</w:t>
+              <w:t xml:space="preserve">✘ اسم فرع خطأ</w:t>
             </w:r>
           </w:p>
         </w:tc>
@@ -1616,7 +1616,7 @@
           <w:sz w:val="22"/>
           <w:rtl/>
         </w:rPr>
-        <w:t xml:space="preserve">⏱ 15 دقيقة</w:t>
+        <w:t xml:space="preserve">★ 15 دقيقة</w:t>
       </w:r>
       <w:r>
         <w:rPr>
@@ -2396,7 +2396,7 @@
           <w:sz w:val="22"/>
           <w:rtl/>
         </w:rPr>
-        <w:t xml:space="preserve">⏱ 10 دقائق</w:t>
+        <w:t xml:space="preserve">★ 10 دقائق</w:t>
       </w:r>
       <w:r>
         <w:rPr>
@@ -2952,7 +2952,7 @@
           <w:sz w:val="22"/>
           <w:rtl/>
         </w:rPr>
-        <w:t xml:space="preserve">⏱ 20 دقيقة</w:t>
+        <w:t xml:space="preserve">★ 20 دقيقة</w:t>
       </w:r>
       <w:r>
         <w:rPr>
@@ -3265,7 +3265,7 @@
                 <w:sz w:val="22"/>
                 <w:rtl/>
               </w:rPr>
-              <w:t xml:space="preserve">صحيح ✅</w:t>
+              <w:t xml:space="preserve">صحيح ✔</w:t>
             </w:r>
           </w:p>
         </w:tc>
@@ -3281,7 +3281,7 @@
                 <w:sz w:val="22"/>
                 <w:rtl/>
               </w:rPr>
-              <w:t xml:space="preserve">خطأ ❌</w:t>
+              <w:t xml:space="preserve">خطأ ✘</w:t>
             </w:r>
           </w:p>
         </w:tc>
@@ -4229,7 +4229,7 @@
           <w:sz w:val="22"/>
           <w:rtl/>
         </w:rPr>
-        <w:t xml:space="preserve">⏱ 15 دقيقة</w:t>
+        <w:t xml:space="preserve">★ 15 دقيقة</w:t>
       </w:r>
       <w:r>
         <w:rPr>
@@ -5801,7 +5801,7 @@
           <w:sz w:val="22"/>
           <w:rtl/>
         </w:rPr>
-        <w:t xml:space="preserve">⏱ 20 دقيقة</w:t>
+        <w:t xml:space="preserve">★ 20 دقيقة</w:t>
       </w:r>
       <w:r>
         <w:rPr>
@@ -6608,7 +6608,7 @@
                 <w:sz w:val="22"/>
                 <w:rtl/>
               </w:rPr>
-              <w:t xml:space="preserve">افعل ✅</w:t>
+              <w:t xml:space="preserve">افعل ✔</w:t>
             </w:r>
           </w:p>
         </w:tc>
@@ -6624,7 +6624,7 @@
                 <w:sz w:val="22"/>
                 <w:rtl/>
               </w:rPr>
-              <w:t xml:space="preserve">لا تفعل ❌</w:t>
+              <w:t xml:space="preserve">لا تفعل ✘</w:t>
             </w:r>
           </w:p>
         </w:tc>
@@ -6790,7 +6790,7 @@
                 <w:sz w:val="22"/>
                 <w:rtl/>
               </w:rPr>
-              <w:t xml:space="preserve">«ممتاز، البطاقة تظهر بشكل نظيف ✅»</w:t>
+              <w:t xml:space="preserve">«ممتاز، البطاقة تظهر بشكل نظيف ✔»</w:t>
             </w:r>
           </w:p>
         </w:tc>
@@ -7231,7 +7231,7 @@
           <w:sz w:val="22"/>
           <w:rtl/>
         </w:rPr>
-        <w:t xml:space="preserve">⏱ 10 دقائق</w:t>
+        <w:t xml:space="preserve">★ 10 دقائق</w:t>
       </w:r>
       <w:r>
         <w:rPr>

--- a/docx/ws3-branch-pr.docx
+++ b/docx/ws3-branch-pr.docx
@@ -7690,7 +7690,7 @@
       </w:r>
     </w:p>
     <w:bookmarkEnd w:id="13"/>
-    <w:bookmarkStart w:id="14" w:name="أسئلة-تحقق-سريعة"/>
+    <w:bookmarkStart w:id="14" w:name="أسئلة-تحقق-سريعة-10-نقاط"/>
     <w:p>
       <w:pPr>
         <w:pStyle w:val="Heading2"/>
@@ -7701,7 +7701,7 @@
           <w:sz w:val="22"/>
           <w:rtl/>
         </w:rPr>
-        <w:t xml:space="preserve">أسئلة تحقّق سريعة</w:t>
+        <w:t xml:space="preserve">أسئلة تحقّق سريعة (10 نقاط)</w:t>
       </w:r>
     </w:p>
     <w:p>

--- a/docx/ws3-branch-pr.docx
+++ b/docx/ws3-branch-pr.docx
@@ -3893,7 +3893,7 @@
           <w:sz w:val="22"/>
           <w:rtl/>
         </w:rPr>
-        <w:t xml:space="preserve">[build-index] ✓ تم توليد الفهرس: 6 بطاقة.</w:t>
+        <w:t xml:space="preserve">[build-index] ✔ تم توليد الفهرس: 6 بطاقة.</w:t>
       </w:r>
       <w:r>
         <w:rPr>

--- a/docx/ws3-branch-pr.docx
+++ b/docx/ws3-branch-pr.docx
@@ -1269,6 +1269,15 @@
         <w:tblStyle w:val="Table"/>
         <w:tblW w:type="auto" w:w="0"/>
         <w:tblLook w:firstRow="1" w:lastRow="0" w:firstColumn="0" w:lastColumn="0" w:noHBand="0" w:noVBand="0" w:val="0020"/>
+        <w:jc w:val="center"/>
+        <w:tblBorders>
+          <w:top w:val="single" w:sz="4" w:color="C9D3DE"/>
+          <w:left w:val="single" w:sz="4" w:color="C9D3DE"/>
+          <w:bottom w:val="single" w:sz="4" w:color="C9D3DE"/>
+          <w:right w:val="single" w:sz="4" w:color="C9D3DE"/>
+          <w:insideH w:val="single" w:sz="4" w:color="C9D3DE"/>
+          <w:insideV w:val="single" w:sz="4" w:color="C9D3DE"/>
+        </w:tblBorders>
         <w:bidiVisual/>
       </w:tblPr>
       <w:tblGrid>
@@ -1281,7 +1290,9 @@
           <w:tblHeader w:val="on"/>
         </w:trPr>
         <w:tc>
-          <w:tcPr/>
+          <w:tcPr>
+            <w:shd w:val="clear" w:color="auto" w:fill="1E3A5F"/>
+          </w:tcPr>
           <w:p>
             <w:pPr>
               <w:pStyle w:val="Compact"/>
@@ -1289,6 +1300,8 @@
             </w:pPr>
             <w:r>
               <w:rPr>
+                <w:b/>
+                <w:color w:val="FFFFFF"/>
                 <w:sz w:val="22"/>
                 <w:rtl/>
               </w:rPr>
@@ -1297,7 +1310,9 @@
           </w:p>
         </w:tc>
         <w:tc>
-          <w:tcPr/>
+          <w:tcPr>
+            <w:shd w:val="clear" w:color="auto" w:fill="1E3A5F"/>
+          </w:tcPr>
           <w:p>
             <w:pPr>
               <w:pStyle w:val="Compact"/>
@@ -1305,6 +1320,8 @@
             </w:pPr>
             <w:r>
               <w:rPr>
+                <w:b/>
+                <w:color w:val="FFFFFF"/>
                 <w:sz w:val="22"/>
                 <w:rtl/>
               </w:rPr>
@@ -1313,7 +1330,9 @@
           </w:p>
         </w:tc>
         <w:tc>
-          <w:tcPr/>
+          <w:tcPr>
+            <w:shd w:val="clear" w:color="auto" w:fill="1E3A5F"/>
+          </w:tcPr>
           <w:p>
             <w:pPr>
               <w:pStyle w:val="Compact"/>
@@ -1321,6 +1340,8 @@
             </w:pPr>
             <w:r>
               <w:rPr>
+                <w:b/>
+                <w:color w:val="FFFFFF"/>
                 <w:sz w:val="22"/>
                 <w:rtl/>
               </w:rPr>
@@ -1383,7 +1404,9 @@
       </w:tr>
       <w:tr>
         <w:tc>
-          <w:tcPr/>
+          <w:tcPr>
+            <w:shd w:val="clear" w:color="auto" w:fill="FAFCFE"/>
+          </w:tcPr>
           <w:p>
             <w:pPr>
               <w:pStyle w:val="Compact"/>
@@ -1400,7 +1423,9 @@
           </w:p>
         </w:tc>
         <w:tc>
-          <w:tcPr/>
+          <w:tcPr>
+            <w:shd w:val="clear" w:color="auto" w:fill="FAFCFE"/>
+          </w:tcPr>
           <w:p>
             <w:pPr>
               <w:pStyle w:val="Compact"/>
@@ -1417,7 +1442,9 @@
           </w:p>
         </w:tc>
         <w:tc>
-          <w:tcPr/>
+          <w:tcPr>
+            <w:shd w:val="clear" w:color="auto" w:fill="FAFCFE"/>
+          </w:tcPr>
           <w:p>
             <w:pPr>
               <w:pStyle w:val="Compact"/>
@@ -1516,7 +1543,9 @@
       </w:tr>
       <w:tr>
         <w:tc>
-          <w:tcPr/>
+          <w:tcPr>
+            <w:shd w:val="clear" w:color="auto" w:fill="FAFCFE"/>
+          </w:tcPr>
           <w:p>
             <w:pPr>
               <w:pStyle w:val="Compact"/>
@@ -1533,7 +1562,9 @@
           </w:p>
         </w:tc>
         <w:tc>
-          <w:tcPr/>
+          <w:tcPr>
+            <w:shd w:val="clear" w:color="auto" w:fill="FAFCFE"/>
+          </w:tcPr>
           <w:p>
             <w:pPr>
               <w:pStyle w:val="Compact"/>
@@ -1550,7 +1581,9 @@
           </w:p>
         </w:tc>
         <w:tc>
-          <w:tcPr/>
+          <w:tcPr>
+            <w:shd w:val="clear" w:color="auto" w:fill="FAFCFE"/>
+          </w:tcPr>
           <w:p>
             <w:pPr>
               <w:pStyle w:val="Compact"/>
@@ -3209,6 +3242,15 @@
         <w:tblStyle w:val="Table"/>
         <w:tblW w:type="auto" w:w="0"/>
         <w:tblLook w:firstRow="1" w:lastRow="0" w:firstColumn="0" w:lastColumn="0" w:noHBand="0" w:noVBand="0" w:val="0020"/>
+        <w:jc w:val="center"/>
+        <w:tblBorders>
+          <w:top w:val="single" w:sz="4" w:color="C9D3DE"/>
+          <w:left w:val="single" w:sz="4" w:color="C9D3DE"/>
+          <w:bottom w:val="single" w:sz="4" w:color="C9D3DE"/>
+          <w:right w:val="single" w:sz="4" w:color="C9D3DE"/>
+          <w:insideH w:val="single" w:sz="4" w:color="C9D3DE"/>
+          <w:insideV w:val="single" w:sz="4" w:color="C9D3DE"/>
+        </w:tblBorders>
         <w:bidiVisual/>
       </w:tblPr>
       <w:tblGrid>
@@ -3222,7 +3264,9 @@
           <w:tblHeader w:val="on"/>
         </w:trPr>
         <w:tc>
-          <w:tcPr/>
+          <w:tcPr>
+            <w:shd w:val="clear" w:color="auto" w:fill="1E3A5F"/>
+          </w:tcPr>
           <w:p>
             <w:pPr>
               <w:pStyle w:val="Compact"/>
@@ -3230,6 +3274,8 @@
             </w:pPr>
             <w:r>
               <w:rPr>
+                <w:b/>
+                <w:color w:val="FFFFFF"/>
                 <w:sz w:val="22"/>
                 <w:rtl/>
               </w:rPr>
@@ -3238,7 +3284,9 @@
           </w:p>
         </w:tc>
         <w:tc>
-          <w:tcPr/>
+          <w:tcPr>
+            <w:shd w:val="clear" w:color="auto" w:fill="1E3A5F"/>
+          </w:tcPr>
           <w:p>
             <w:pPr>
               <w:pStyle w:val="Compact"/>
@@ -3246,6 +3294,8 @@
             </w:pPr>
             <w:r>
               <w:rPr>
+                <w:b/>
+                <w:color w:val="FFFFFF"/>
                 <w:sz w:val="22"/>
                 <w:rtl/>
               </w:rPr>
@@ -3254,7 +3304,9 @@
           </w:p>
         </w:tc>
         <w:tc>
-          <w:tcPr/>
+          <w:tcPr>
+            <w:shd w:val="clear" w:color="auto" w:fill="1E3A5F"/>
+          </w:tcPr>
           <w:p>
             <w:pPr>
               <w:pStyle w:val="Compact"/>
@@ -3262,6 +3314,8 @@
             </w:pPr>
             <w:r>
               <w:rPr>
+                <w:b/>
+                <w:color w:val="FFFFFF"/>
                 <w:sz w:val="22"/>
                 <w:rtl/>
               </w:rPr>
@@ -3270,7 +3324,9 @@
           </w:p>
         </w:tc>
         <w:tc>
-          <w:tcPr/>
+          <w:tcPr>
+            <w:shd w:val="clear" w:color="auto" w:fill="1E3A5F"/>
+          </w:tcPr>
           <w:p>
             <w:pPr>
               <w:pStyle w:val="Compact"/>
@@ -3278,6 +3334,8 @@
             </w:pPr>
             <w:r>
               <w:rPr>
+                <w:b/>
+                <w:color w:val="FFFFFF"/>
                 <w:sz w:val="22"/>
                 <w:rtl/>
               </w:rPr>
@@ -3357,7 +3415,9 @@
       </w:tr>
       <w:tr>
         <w:tc>
-          <w:tcPr/>
+          <w:tcPr>
+            <w:shd w:val="clear" w:color="auto" w:fill="FAFCFE"/>
+          </w:tcPr>
           <w:p>
             <w:pPr>
               <w:pStyle w:val="Compact"/>
@@ -3374,7 +3434,9 @@
           </w:p>
         </w:tc>
         <w:tc>
-          <w:tcPr/>
+          <w:tcPr>
+            <w:shd w:val="clear" w:color="auto" w:fill="FAFCFE"/>
+          </w:tcPr>
           <w:p>
             <w:pPr>
               <w:pStyle w:val="Compact"/>
@@ -3390,7 +3452,9 @@
           </w:p>
         </w:tc>
         <w:tc>
-          <w:tcPr/>
+          <w:tcPr>
+            <w:shd w:val="clear" w:color="auto" w:fill="FAFCFE"/>
+          </w:tcPr>
           <w:p>
             <w:pPr>
               <w:pStyle w:val="Compact"/>
@@ -3407,7 +3471,9 @@
           </w:p>
         </w:tc>
         <w:tc>
-          <w:tcPr/>
+          <w:tcPr>
+            <w:shd w:val="clear" w:color="auto" w:fill="FAFCFE"/>
+          </w:tcPr>
           <w:p>
             <w:pPr>
               <w:pStyle w:val="Compact"/>
@@ -3495,7 +3561,9 @@
       </w:tr>
       <w:tr>
         <w:tc>
-          <w:tcPr/>
+          <w:tcPr>
+            <w:shd w:val="clear" w:color="auto" w:fill="FAFCFE"/>
+          </w:tcPr>
           <w:p>
             <w:pPr>
               <w:pStyle w:val="Compact"/>
@@ -3512,7 +3580,9 @@
           </w:p>
         </w:tc>
         <w:tc>
-          <w:tcPr/>
+          <w:tcPr>
+            <w:shd w:val="clear" w:color="auto" w:fill="FAFCFE"/>
+          </w:tcPr>
           <w:p>
             <w:pPr>
               <w:pStyle w:val="Compact"/>
@@ -3543,7 +3613,9 @@
           </w:p>
         </w:tc>
         <w:tc>
-          <w:tcPr/>
+          <w:tcPr>
+            <w:shd w:val="clear" w:color="auto" w:fill="FAFCFE"/>
+          </w:tcPr>
           <w:p>
             <w:pPr>
               <w:pStyle w:val="Compact"/>
@@ -3560,7 +3632,9 @@
           </w:p>
         </w:tc>
         <w:tc>
-          <w:tcPr/>
+          <w:tcPr>
+            <w:shd w:val="clear" w:color="auto" w:fill="FAFCFE"/>
+          </w:tcPr>
           <w:p>
             <w:pPr>
               <w:pStyle w:val="Compact"/>
@@ -4721,6 +4795,15 @@
         <w:tblStyle w:val="Table"/>
         <w:tblW w:type="auto" w:w="0"/>
         <w:tblLook w:firstRow="1" w:lastRow="0" w:firstColumn="0" w:lastColumn="0" w:noHBand="0" w:noVBand="0" w:val="0020"/>
+        <w:jc w:val="center"/>
+        <w:tblBorders>
+          <w:top w:val="single" w:sz="4" w:color="C9D3DE"/>
+          <w:left w:val="single" w:sz="4" w:color="C9D3DE"/>
+          <w:bottom w:val="single" w:sz="4" w:color="C9D3DE"/>
+          <w:right w:val="single" w:sz="4" w:color="C9D3DE"/>
+          <w:insideH w:val="single" w:sz="4" w:color="C9D3DE"/>
+          <w:insideV w:val="single" w:sz="4" w:color="C9D3DE"/>
+        </w:tblBorders>
         <w:bidiVisual/>
       </w:tblPr>
       <w:tblGrid>
@@ -4733,7 +4816,9 @@
           <w:tblHeader w:val="on"/>
         </w:trPr>
         <w:tc>
-          <w:tcPr/>
+          <w:tcPr>
+            <w:shd w:val="clear" w:color="auto" w:fill="1E3A5F"/>
+          </w:tcPr>
           <w:p>
             <w:pPr>
               <w:pStyle w:val="Compact"/>
@@ -4741,6 +4826,8 @@
             </w:pPr>
             <w:r>
               <w:rPr>
+                <w:b/>
+                <w:color w:val="FFFFFF"/>
                 <w:sz w:val="22"/>
                 <w:rtl/>
               </w:rPr>
@@ -4749,7 +4836,9 @@
           </w:p>
         </w:tc>
         <w:tc>
-          <w:tcPr/>
+          <w:tcPr>
+            <w:shd w:val="clear" w:color="auto" w:fill="1E3A5F"/>
+          </w:tcPr>
           <w:p>
             <w:pPr>
               <w:pStyle w:val="Compact"/>
@@ -4757,6 +4846,8 @@
             </w:pPr>
             <w:r>
               <w:rPr>
+                <w:b/>
+                <w:color w:val="FFFFFF"/>
                 <w:sz w:val="22"/>
                 <w:rtl/>
               </w:rPr>
@@ -4765,7 +4856,9 @@
           </w:p>
         </w:tc>
         <w:tc>
-          <w:tcPr/>
+          <w:tcPr>
+            <w:shd w:val="clear" w:color="auto" w:fill="1E3A5F"/>
+          </w:tcPr>
           <w:p>
             <w:pPr>
               <w:pStyle w:val="Compact"/>
@@ -4773,6 +4866,8 @@
             </w:pPr>
             <w:r>
               <w:rPr>
+                <w:b/>
+                <w:color w:val="FFFFFF"/>
                 <w:sz w:val="22"/>
                 <w:rtl/>
               </w:rPr>
@@ -4835,7 +4930,9 @@
       </w:tr>
       <w:tr>
         <w:tc>
-          <w:tcPr/>
+          <w:tcPr>
+            <w:shd w:val="clear" w:color="auto" w:fill="FAFCFE"/>
+          </w:tcPr>
           <w:p>
             <w:pPr>
               <w:pStyle w:val="Compact"/>
@@ -4852,7 +4949,9 @@
           </w:p>
         </w:tc>
         <w:tc>
-          <w:tcPr/>
+          <w:tcPr>
+            <w:shd w:val="clear" w:color="auto" w:fill="FAFCFE"/>
+          </w:tcPr>
           <w:p>
             <w:pPr>
               <w:pStyle w:val="Compact"/>
@@ -4868,7 +4967,9 @@
           </w:p>
         </w:tc>
         <w:tc>
-          <w:tcPr/>
+          <w:tcPr>
+            <w:shd w:val="clear" w:color="auto" w:fill="FAFCFE"/>
+          </w:tcPr>
           <w:p>
             <w:pPr>
               <w:pStyle w:val="Compact"/>
@@ -4939,7 +5040,9 @@
       </w:tr>
       <w:tr>
         <w:tc>
-          <w:tcPr/>
+          <w:tcPr>
+            <w:shd w:val="clear" w:color="auto" w:fill="FAFCFE"/>
+          </w:tcPr>
           <w:p>
             <w:pPr>
               <w:pStyle w:val="Compact"/>
@@ -4956,7 +5059,9 @@
           </w:p>
         </w:tc>
         <w:tc>
-          <w:tcPr/>
+          <w:tcPr>
+            <w:shd w:val="clear" w:color="auto" w:fill="FAFCFE"/>
+          </w:tcPr>
           <w:p>
             <w:pPr>
               <w:pStyle w:val="Compact"/>
@@ -4972,7 +5077,9 @@
           </w:p>
         </w:tc>
         <w:tc>
-          <w:tcPr/>
+          <w:tcPr>
+            <w:shd w:val="clear" w:color="auto" w:fill="FAFCFE"/>
+          </w:tcPr>
           <w:p>
             <w:pPr>
               <w:pStyle w:val="Compact"/>
@@ -6586,6 +6693,15 @@
         <w:tblStyle w:val="Table"/>
         <w:tblW w:type="auto" w:w="0"/>
         <w:tblLook w:firstRow="1" w:lastRow="0" w:firstColumn="0" w:lastColumn="0" w:noHBand="0" w:noVBand="0" w:val="0020"/>
+        <w:jc w:val="center"/>
+        <w:tblBorders>
+          <w:top w:val="single" w:sz="4" w:color="C9D3DE"/>
+          <w:left w:val="single" w:sz="4" w:color="C9D3DE"/>
+          <w:bottom w:val="single" w:sz="4" w:color="C9D3DE"/>
+          <w:right w:val="single" w:sz="4" w:color="C9D3DE"/>
+          <w:insideH w:val="single" w:sz="4" w:color="C9D3DE"/>
+          <w:insideV w:val="single" w:sz="4" w:color="C9D3DE"/>
+        </w:tblBorders>
         <w:bidiVisual/>
       </w:tblPr>
       <w:tblGrid>
@@ -6597,7 +6713,9 @@
           <w:tblHeader w:val="on"/>
         </w:trPr>
         <w:tc>
-          <w:tcPr/>
+          <w:tcPr>
+            <w:shd w:val="clear" w:color="auto" w:fill="1E3A5F"/>
+          </w:tcPr>
           <w:p>
             <w:pPr>
               <w:pStyle w:val="Compact"/>
@@ -6605,6 +6723,8 @@
             </w:pPr>
             <w:r>
               <w:rPr>
+                <w:b/>
+                <w:color w:val="FFFFFF"/>
                 <w:sz w:val="22"/>
                 <w:rtl/>
               </w:rPr>
@@ -6613,7 +6733,9 @@
           </w:p>
         </w:tc>
         <w:tc>
-          <w:tcPr/>
+          <w:tcPr>
+            <w:shd w:val="clear" w:color="auto" w:fill="1E3A5F"/>
+          </w:tcPr>
           <w:p>
             <w:pPr>
               <w:pStyle w:val="Compact"/>
@@ -6621,6 +6743,8 @@
             </w:pPr>
             <w:r>
               <w:rPr>
+                <w:b/>
+                <w:color w:val="FFFFFF"/>
                 <w:sz w:val="22"/>
                 <w:rtl/>
               </w:rPr>
@@ -6716,7 +6840,9 @@
       </w:tr>
       <w:tr>
         <w:tc>
-          <w:tcPr/>
+          <w:tcPr>
+            <w:shd w:val="clear" w:color="auto" w:fill="FAFCFE"/>
+          </w:tcPr>
           <w:p>
             <w:pPr>
               <w:pStyle w:val="Compact"/>
@@ -6761,7 +6887,9 @@
           </w:p>
         </w:tc>
         <w:tc>
-          <w:tcPr/>
+          <w:tcPr>
+            <w:shd w:val="clear" w:color="auto" w:fill="FAFCFE"/>
+          </w:tcPr>
           <w:p>
             <w:pPr>
               <w:pStyle w:val="Compact"/>
@@ -6813,7 +6941,9 @@
       </w:tr>
       <w:tr>
         <w:tc>
-          <w:tcPr/>
+          <w:tcPr>
+            <w:shd w:val="clear" w:color="auto" w:fill="FAFCFE"/>
+          </w:tcPr>
           <w:p>
             <w:pPr>
               <w:pStyle w:val="Compact"/>
@@ -6829,7 +6959,9 @@
           </w:p>
         </w:tc>
         <w:tc>
-          <w:tcPr/>
+          <w:tcPr>
+            <w:shd w:val="clear" w:color="auto" w:fill="FAFCFE"/>
+          </w:tcPr>
           <w:p>
             <w:pPr>
               <w:pStyle w:val="Compact"/>
@@ -6936,6 +7068,15 @@
         <w:tblStyle w:val="Table"/>
         <w:tblW w:type="auto" w:w="0"/>
         <w:tblLook w:firstRow="1" w:lastRow="0" w:firstColumn="0" w:lastColumn="0" w:noHBand="0" w:noVBand="0" w:val="0020"/>
+        <w:jc w:val="center"/>
+        <w:tblBorders>
+          <w:top w:val="single" w:sz="4" w:color="C9D3DE"/>
+          <w:left w:val="single" w:sz="4" w:color="C9D3DE"/>
+          <w:bottom w:val="single" w:sz="4" w:color="C9D3DE"/>
+          <w:right w:val="single" w:sz="4" w:color="C9D3DE"/>
+          <w:insideH w:val="single" w:sz="4" w:color="C9D3DE"/>
+          <w:insideV w:val="single" w:sz="4" w:color="C9D3DE"/>
+        </w:tblBorders>
         <w:bidiVisual/>
       </w:tblPr>
       <w:tblGrid>
@@ -6947,7 +7088,9 @@
           <w:tblHeader w:val="on"/>
         </w:trPr>
         <w:tc>
-          <w:tcPr/>
+          <w:tcPr>
+            <w:shd w:val="clear" w:color="auto" w:fill="1E3A5F"/>
+          </w:tcPr>
           <w:p>
             <w:pPr>
               <w:pStyle w:val="Compact"/>
@@ -6955,6 +7098,8 @@
             </w:pPr>
             <w:r>
               <w:rPr>
+                <w:b/>
+                <w:color w:val="FFFFFF"/>
                 <w:sz w:val="22"/>
                 <w:rtl/>
               </w:rPr>
@@ -6963,7 +7108,9 @@
           </w:p>
         </w:tc>
         <w:tc>
-          <w:tcPr/>
+          <w:tcPr>
+            <w:shd w:val="clear" w:color="auto" w:fill="1E3A5F"/>
+          </w:tcPr>
           <w:p>
             <w:pPr>
               <w:pStyle w:val="Compact"/>
@@ -6971,6 +7118,8 @@
             </w:pPr>
             <w:r>
               <w:rPr>
+                <w:b/>
+                <w:color w:val="FFFFFF"/>
                 <w:sz w:val="22"/>
                 <w:rtl/>
               </w:rPr>
@@ -7016,7 +7165,9 @@
       </w:tr>
       <w:tr>
         <w:tc>
-          <w:tcPr/>
+          <w:tcPr>
+            <w:shd w:val="clear" w:color="auto" w:fill="FAFCFE"/>
+          </w:tcPr>
           <w:p>
             <w:pPr>
               <w:pStyle w:val="Compact"/>
@@ -7032,7 +7183,9 @@
           </w:p>
         </w:tc>
         <w:tc>
-          <w:tcPr/>
+          <w:tcPr>
+            <w:shd w:val="clear" w:color="auto" w:fill="FAFCFE"/>
+          </w:tcPr>
           <w:p>
             <w:pPr>
               <w:pStyle w:val="Compact"/>
@@ -7086,7 +7239,9 @@
       </w:tr>
       <w:tr>
         <w:tc>
-          <w:tcPr/>
+          <w:tcPr>
+            <w:shd w:val="clear" w:color="auto" w:fill="FAFCFE"/>
+          </w:tcPr>
           <w:p>
             <w:pPr>
               <w:pStyle w:val="Compact"/>
@@ -7102,7 +7257,9 @@
           </w:p>
         </w:tc>
         <w:tc>
-          <w:tcPr/>
+          <w:tcPr>
+            <w:shd w:val="clear" w:color="auto" w:fill="FAFCFE"/>
+          </w:tcPr>
           <w:p>
             <w:pPr>
               <w:pStyle w:val="Compact"/>
@@ -8248,6 +8405,15 @@
         <w:tblStyle w:val="Table"/>
         <w:tblW w:type="auto" w:w="0"/>
         <w:tblLook w:firstRow="1" w:lastRow="0" w:firstColumn="0" w:lastColumn="0" w:noHBand="0" w:noVBand="0" w:val="0020"/>
+        <w:jc w:val="center"/>
+        <w:tblBorders>
+          <w:top w:val="single" w:sz="4" w:color="C9D3DE"/>
+          <w:left w:val="single" w:sz="4" w:color="C9D3DE"/>
+          <w:bottom w:val="single" w:sz="4" w:color="C9D3DE"/>
+          <w:right w:val="single" w:sz="4" w:color="C9D3DE"/>
+          <w:insideH w:val="single" w:sz="4" w:color="C9D3DE"/>
+          <w:insideV w:val="single" w:sz="4" w:color="C9D3DE"/>
+        </w:tblBorders>
         <w:bidiVisual/>
       </w:tblPr>
       <w:tblGrid>
@@ -8259,7 +8425,9 @@
           <w:tblHeader w:val="on"/>
         </w:trPr>
         <w:tc>
-          <w:tcPr/>
+          <w:tcPr>
+            <w:shd w:val="clear" w:color="auto" w:fill="1E3A5F"/>
+          </w:tcPr>
           <w:p>
             <w:pPr>
               <w:pStyle w:val="Compact"/>
@@ -8267,6 +8435,8 @@
             </w:pPr>
             <w:r>
               <w:rPr>
+                <w:b/>
+                <w:color w:val="FFFFFF"/>
                 <w:sz w:val="22"/>
                 <w:rtl/>
               </w:rPr>
@@ -8275,7 +8445,9 @@
           </w:p>
         </w:tc>
         <w:tc>
-          <w:tcPr/>
+          <w:tcPr>
+            <w:shd w:val="clear" w:color="auto" w:fill="1E3A5F"/>
+          </w:tcPr>
           <w:p>
             <w:pPr>
               <w:pStyle w:val="Compact"/>
@@ -8283,6 +8455,8 @@
             </w:pPr>
             <w:r>
               <w:rPr>
+                <w:b/>
+                <w:color w:val="FFFFFF"/>
                 <w:sz w:val="22"/>
                 <w:rtl/>
               </w:rPr>
@@ -8328,7 +8502,9 @@
       </w:tr>
       <w:tr>
         <w:tc>
-          <w:tcPr/>
+          <w:tcPr>
+            <w:shd w:val="clear" w:color="auto" w:fill="FAFCFE"/>
+          </w:tcPr>
           <w:p>
             <w:pPr>
               <w:pStyle w:val="Compact"/>
@@ -8344,7 +8520,9 @@
           </w:p>
         </w:tc>
         <w:tc>
-          <w:tcPr/>
+          <w:tcPr>
+            <w:shd w:val="clear" w:color="auto" w:fill="FAFCFE"/>
+          </w:tcPr>
           <w:p>
             <w:pPr>
               <w:pStyle w:val="Compact"/>
@@ -8397,7 +8575,9 @@
       </w:tr>
       <w:tr>
         <w:tc>
-          <w:tcPr/>
+          <w:tcPr>
+            <w:shd w:val="clear" w:color="auto" w:fill="FAFCFE"/>
+          </w:tcPr>
           <w:p>
             <w:pPr>
               <w:pStyle w:val="Compact"/>
@@ -8413,7 +8593,9 @@
           </w:p>
         </w:tc>
         <w:tc>
-          <w:tcPr/>
+          <w:tcPr>
+            <w:shd w:val="clear" w:color="auto" w:fill="FAFCFE"/>
+          </w:tcPr>
           <w:p>
             <w:pPr>
               <w:pStyle w:val="Compact"/>
